--- a/자바프로그래밍 0401.docx
+++ b/자바프로그래밍 0401.docx
@@ -182,9 +182,264 @@
     <w:p>
       <w:pPr>
         <w:rPr>
-          <w:rFonts w:ascii="Pretendard" w:eastAsia="Pretendard" w:hAnsi="Pretendard" w:hint="eastAsia"/>
-        </w:rPr>
-      </w:pPr>
+          <w:rFonts w:ascii="Pretendard" w:eastAsia="Pretendard" w:hAnsi="Pretendard"/>
+        </w:rPr>
+      </w:pPr>
+    </w:p>
+    <w:p>
+      <w:pPr>
+        <w:rPr>
+          <w:rFonts w:ascii="Pretendard" w:eastAsia="Pretendard" w:hAnsi="Pretendard"/>
+        </w:rPr>
+      </w:pPr>
+      <w:r>
+        <w:rPr>
+          <w:rFonts w:ascii="Pretendard" w:eastAsia="Pretendard" w:hAnsi="Pretendard" w:hint="eastAsia"/>
+        </w:rPr>
+        <w:t>상속 : 코드 재사용</w:t>
+      </w:r>
+    </w:p>
+    <w:p>
+      <w:pPr>
+        <w:rPr>
+          <w:rFonts w:ascii="Pretendard" w:eastAsia="Pretendard" w:hAnsi="Pretendard"/>
+        </w:rPr>
+      </w:pPr>
+      <w:proofErr w:type="spellStart"/>
+      <w:r>
+        <w:rPr>
+          <w:rFonts w:ascii="Pretendard" w:eastAsia="Pretendard" w:hAnsi="Pretendard" w:hint="eastAsia"/>
+        </w:rPr>
+        <w:t>다형성</w:t>
+      </w:r>
+      <w:proofErr w:type="spellEnd"/>
+      <w:r>
+        <w:rPr>
+          <w:rFonts w:ascii="Pretendard" w:eastAsia="Pretendard" w:hAnsi="Pretendard" w:hint="eastAsia"/>
+        </w:rPr>
+        <w:t xml:space="preserve"> : 상속을 하기 위함</w:t>
+      </w:r>
+    </w:p>
+    <w:p>
+      <w:pPr>
+        <w:rPr>
+          <w:rFonts w:ascii="Pretendard" w:eastAsia="Pretendard" w:hAnsi="Pretendard"/>
+        </w:rPr>
+      </w:pPr>
+      <w:r>
+        <w:rPr>
+          <w:rFonts w:ascii="Pretendard" w:eastAsia="Pretendard" w:hAnsi="Pretendard" w:hint="eastAsia"/>
+        </w:rPr>
+        <w:t>자동타입 변환,</w:t>
+      </w:r>
+      <w:r>
+        <w:rPr>
+          <w:rFonts w:ascii="Pretendard" w:eastAsia="Pretendard" w:hAnsi="Pretendard" w:hint="eastAsia"/>
+        </w:rPr>
+        <w:t xml:space="preserve"> 메소드 재정의</w:t>
+      </w:r>
+    </w:p>
+    <w:p>
+      <w:pPr>
+        <w:rPr>
+          <w:rFonts w:ascii="Pretendard" w:eastAsia="Pretendard" w:hAnsi="Pretendard"/>
+        </w:rPr>
+      </w:pPr>
+      <w:r>
+        <w:rPr>
+          <w:rFonts w:ascii="Pretendard" w:eastAsia="Pretendard" w:hAnsi="Pretendard" w:hint="eastAsia"/>
+        </w:rPr>
+        <w:t xml:space="preserve">클래스가 부모역할만 하는 경우 </w:t>
+      </w:r>
+      <w:r>
+        <w:rPr>
+          <w:rFonts w:ascii="Pretendard" w:eastAsia="Pretendard" w:hAnsi="Pretendard"/>
+        </w:rPr>
+        <w:t xml:space="preserve">abstract </w:t>
+      </w:r>
+      <w:r>
+        <w:rPr>
+          <w:rFonts w:ascii="Pretendard" w:eastAsia="Pretendard" w:hAnsi="Pretendard" w:hint="eastAsia"/>
+        </w:rPr>
+        <w:t xml:space="preserve">클래스, </w:t>
+      </w:r>
+      <w:r>
+        <w:rPr>
+          <w:rFonts w:ascii="Pretendard" w:eastAsia="Pretendard" w:hAnsi="Pretendard"/>
+        </w:rPr>
+        <w:t>abstract</w:t>
+      </w:r>
+      <w:r>
+        <w:rPr>
+          <w:rFonts w:ascii="Pretendard" w:eastAsia="Pretendard" w:hAnsi="Pretendard" w:hint="eastAsia"/>
+        </w:rPr>
+        <w:t xml:space="preserve"> 메소드 : 바디가 없는 </w:t>
+      </w:r>
+      <w:r>
+        <w:rPr>
+          <w:rFonts w:ascii="Pretendard" w:eastAsia="Pretendard" w:hAnsi="Pretendard" w:hint="eastAsia"/>
+        </w:rPr>
+        <w:t>것</w:t>
+      </w:r>
+    </w:p>
+    <w:p>
+      <w:pPr>
+        <w:rPr>
+          <w:rFonts w:ascii="Pretendard" w:eastAsia="Pretendard" w:hAnsi="Pretendard"/>
+        </w:rPr>
+      </w:pPr>
+    </w:p>
+    <w:p>
+      <w:pPr>
+        <w:rPr>
+          <w:rFonts w:ascii="Pretendard" w:eastAsia="Pretendard" w:hAnsi="Pretendard"/>
+        </w:rPr>
+      </w:pPr>
+      <w:r>
+        <w:rPr>
+          <w:rFonts w:ascii="Pretendard" w:eastAsia="Pretendard" w:hAnsi="Pretendard" w:hint="eastAsia"/>
+        </w:rPr>
+        <w:t>인터페이스</w:t>
+      </w:r>
+      <w:r>
+        <w:rPr>
+          <w:rFonts w:ascii="Pretendard" w:eastAsia="Pretendard" w:hAnsi="Pretendard" w:hint="eastAsia"/>
+        </w:rPr>
+        <w:t xml:space="preserve"> : 규격을 정하고 다양한 종류가 호환이 가능한 것</w:t>
+      </w:r>
+    </w:p>
+    <w:p>
+      <w:pPr>
+        <w:rPr>
+          <w:rFonts w:ascii="Pretendard" w:eastAsia="Pretendard" w:hAnsi="Pretendard"/>
+        </w:rPr>
+      </w:pPr>
+      <w:r>
+        <w:rPr>
+          <w:rFonts w:ascii="Pretendard" w:eastAsia="Pretendard" w:hAnsi="Pretendard" w:hint="eastAsia"/>
+        </w:rPr>
+        <w:t>인터페이스의 역할 : 개발 코드를 수정하지 않고, 객체의 교환이 가능</w:t>
+      </w:r>
+    </w:p>
+    <w:p>
+      <w:pPr>
+        <w:rPr>
+          <w:rFonts w:ascii="Pretendard" w:eastAsia="Pretendard" w:hAnsi="Pretendard"/>
+        </w:rPr>
+      </w:pPr>
+      <w:r>
+        <w:rPr>
+          <w:rFonts w:ascii="Pretendard" w:eastAsia="Pretendard" w:hAnsi="Pretendard" w:hint="eastAsia"/>
+        </w:rPr>
+        <w:t>인터페이스 선언</w:t>
+      </w:r>
+    </w:p>
+    <w:p>
+      <w:pPr>
+        <w:rPr>
+          <w:rFonts w:ascii="Pretendard" w:eastAsia="Pretendard" w:hAnsi="Pretendard"/>
+        </w:rPr>
+      </w:pPr>
+      <w:r>
+        <w:rPr>
+          <w:rFonts w:ascii="Pretendard" w:eastAsia="Pretendard" w:hAnsi="Pretendard"/>
+        </w:rPr>
+        <w:t xml:space="preserve">Public : </w:t>
+      </w:r>
+      <w:r>
+        <w:rPr>
+          <w:rFonts w:ascii="Pretendard" w:eastAsia="Pretendard" w:hAnsi="Pretendard" w:hint="eastAsia"/>
+        </w:rPr>
+        <w:t>상수 필드(</w:t>
+      </w:r>
+      <w:r>
+        <w:rPr>
+          <w:rFonts w:ascii="Pretendard" w:eastAsia="Pretendard" w:hAnsi="Pretendard"/>
+        </w:rPr>
+        <w:t>final)</w:t>
+      </w:r>
+      <w:r>
+        <w:rPr>
+          <w:rFonts w:ascii="Pretendard" w:eastAsia="Pretendard" w:hAnsi="Pretendard" w:hint="eastAsia"/>
+        </w:rPr>
+        <w:t xml:space="preserve">, 추상 메소드, </w:t>
+      </w:r>
+      <w:proofErr w:type="spellStart"/>
+      <w:r>
+        <w:rPr>
+          <w:rFonts w:ascii="Pretendard" w:eastAsia="Pretendard" w:hAnsi="Pretendard" w:hint="eastAsia"/>
+        </w:rPr>
+        <w:t>디폴드</w:t>
+      </w:r>
+      <w:proofErr w:type="spellEnd"/>
+      <w:r>
+        <w:rPr>
+          <w:rFonts w:ascii="Pretendard" w:eastAsia="Pretendard" w:hAnsi="Pretendard" w:hint="eastAsia"/>
+        </w:rPr>
+        <w:t xml:space="preserve"> 메소드, 정적 메소드</w:t>
+      </w:r>
+    </w:p>
+    <w:p>
+      <w:pPr>
+        <w:rPr>
+          <w:rFonts w:ascii="Pretendard" w:eastAsia="Pretendard" w:hAnsi="Pretendard"/>
+        </w:rPr>
+      </w:pPr>
+      <w:r>
+        <w:rPr>
+          <w:rFonts w:ascii="Pretendard" w:eastAsia="Pretendard" w:hAnsi="Pretendard"/>
+        </w:rPr>
+        <w:t xml:space="preserve">Private : </w:t>
+      </w:r>
+      <w:r>
+        <w:rPr>
+          <w:rFonts w:ascii="Pretendard" w:eastAsia="Pretendard" w:hAnsi="Pretendard" w:hint="eastAsia"/>
+        </w:rPr>
+        <w:t>메소드, 정적 메소</w:t>
+      </w:r>
+      <w:r>
+        <w:rPr>
+          <w:rFonts w:ascii="Pretendard" w:eastAsia="Pretendard" w:hAnsi="Pretendard" w:hint="eastAsia"/>
+        </w:rPr>
+        <w:t>드</w:t>
+      </w:r>
+    </w:p>
+    <w:p>
+      <w:pPr>
+        <w:rPr>
+          <w:rFonts w:ascii="Pretendard" w:eastAsia="Pretendard" w:hAnsi="Pretendard"/>
+        </w:rPr>
+      </w:pPr>
+      <w:r>
+        <w:rPr>
+          <w:rFonts w:ascii="Pretendard" w:eastAsia="Pretendard" w:hAnsi="Pretendard" w:hint="eastAsia"/>
+        </w:rPr>
+        <w:t xml:space="preserve">디폴트 메소드, 정적 메소드는 실행문이 </w:t>
+      </w:r>
+      <w:proofErr w:type="spellStart"/>
+      <w:r>
+        <w:rPr>
+          <w:rFonts w:ascii="Pretendard" w:eastAsia="Pretendard" w:hAnsi="Pretendard" w:hint="eastAsia"/>
+        </w:rPr>
+        <w:t>있어야함</w:t>
+      </w:r>
+      <w:proofErr w:type="spellEnd"/>
+    </w:p>
+    <w:p>
+      <w:pPr>
+        <w:rPr>
+          <w:rFonts w:ascii="Pretendard" w:eastAsia="Pretendard" w:hAnsi="Pretendard" w:hint="eastAsia"/>
+        </w:rPr>
+      </w:pPr>
+      <w:r>
+        <w:rPr>
+          <w:rFonts w:ascii="Pretendard" w:eastAsia="Pretendard" w:hAnsi="Pretendard" w:hint="eastAsia"/>
+        </w:rPr>
+        <w:t>인터페이스는 객체를 생성할 수 없으므로 생성자를 가질 수 없다.</w:t>
+      </w:r>
+      <w:r>
+        <w:t xml:space="preserve"> </w:t>
+      </w:r>
     </w:p>
     <w:sectPr>
       <w:pgSz w:w="11906" w:h="16838"/>
